--- a/artifacts/reports/configuration-guides/CFG-01_タブレットPOS_デバイス制御層設定ファイル記載要領/CFG-01_タブレットPOS_デバイス制御層設定ファイル記載要領.docx
+++ b/artifacts/reports/configuration-guides/CFG-01_タブレットPOS_デバイス制御層設定ファイル記載要領/CFG-01_タブレットPOS_デバイス制御層設定ファイル記載要領.docx
@@ -2163,7 +2163,7 @@
         <w:rPr>
           <w:rFonts w:ascii="HG丸ｺﾞｼｯｸM-PRO" w:eastAsia="HG丸ｺﾞｼｯｸM-PRO" w:hAnsi="HG丸ｺﾞｼｯｸM-PRO" w:cs="HG丸ｺﾞｼｯｸM-PRO" w:hint="eastAsia"/>
         </w:rPr>
-        <w:t xml:space="preserve"> と、コネクタサーバー（Host）側の設定である </w:t>
+        <w:t xml:space="preserve"> と、デバイスコネクタ（Host）側の設定である </w:t>
       </w:r>
       <w:r>
         <w:rPr>
@@ -2670,7 +2670,7 @@
                 <w:sz w:val="18"/>
                 <w:szCs w:val="18"/>
               </w:rPr>
-              <w:t xml:space="preserve">コネクタサーバー（Host）側に同梱するデバイス実装設定</w:t>
+              <w:t xml:space="preserve">デバイスコネクタ（Host）側に同梱するデバイス実装設定</w:t>
             </w:r>
           </w:p>
         </w:tc>
@@ -2746,7 +2746,7 @@
                 <w:szCs w:val="18"/>
                 <w:shd w:val="clear" w:color="auto" w:fill="F0F0F0"/>
               </w:rPr>
-              <w:t xml:space="preserve">コネクタサーバー実行フォルダ\Resources\host_device_config.json</w:t>
+              <w:t xml:space="preserve">デバイスコネクタ実行フォルダ\Resources\host_device_config.json</w:t>
             </w:r>
           </w:p>
         </w:tc>
@@ -2782,7 +2782,7 @@
                 <w:sz w:val="18"/>
                 <w:szCs w:val="18"/>
               </w:rPr>
-              <w:t xml:space="preserve">ビルド後にコネクタサーバー（Host）が実際に読み込む設定</w:t>
+              <w:t xml:space="preserve">ビルド後にデバイスコネクタ（Host）が実際に読み込む設定</w:t>
             </w:r>
           </w:p>
         </w:tc>
@@ -2873,7 +2873,7 @@
         <w:rPr>
           <w:rFonts w:ascii="HG丸ｺﾞｼｯｸM-PRO" w:eastAsia="HG丸ｺﾞｼｯｸM-PRO" w:hAnsi="HG丸ｺﾞｼｯｸM-PRO" w:cs="HG丸ｺﾞｼｯｸM-PRO" w:hint="eastAsia"/>
         </w:rPr>
-        <w:t xml:space="preserve"> は、コネクタサーバー（Host）側で使用するデバイス設定である。</w:t>
+        <w:t xml:space="preserve"> は、デバイスコネクタ（Host）側で使用するデバイス設定である。</w:t>
       </w:r>
     </w:p>
     <w:p>
@@ -2903,7 +2903,7 @@
         <w:rPr>
           <w:rFonts w:ascii="HG丸ｺﾞｼｯｸM-PRO" w:eastAsia="HG丸ｺﾞｼｯｸM-PRO" w:hAnsi="HG丸ｺﾞｼｯｸM-PRO" w:cs="HG丸ｺﾞｼｯｸM-PRO" w:hint="eastAsia"/>
         </w:rPr>
-        <w:t xml:space="preserve"> は、コネクタサーバー（Host）側のデバイス読込設定を置き換えない。</w:t>
+        <w:t xml:space="preserve"> は、デバイスコネクタ（Host）側のデバイス読込設定を置き換えない。</w:t>
       </w:r>
     </w:p>
     <w:p>
@@ -2918,7 +2918,7 @@
         <w:rPr>
           <w:rFonts w:ascii="HG丸ｺﾞｼｯｸM-PRO" w:eastAsia="HG丸ｺﾞｼｯｸM-PRO" w:hAnsi="HG丸ｺﾞｼｯｸM-PRO" w:cs="HG丸ｺﾞｼｯｸM-PRO" w:hint="eastAsia"/>
         </w:rPr>
-        <w:t xml:space="preserve">- Windows の OPOS / OCX / ActiveX lifecycle はコネクタサーバー（Host）側に閉じ込める。</w:t>
+        <w:t xml:space="preserve">- Windows の OPOS / OCX / ActiveX lifecycle はデバイスコネクタ（Host）側に閉じ込める。</w:t>
       </w:r>
     </w:p>
     <w:p>
@@ -3125,7 +3125,7 @@
                 <w:sz w:val="18"/>
                 <w:szCs w:val="18"/>
               </w:rPr>
-              <w:t xml:space="preserve">コネクタサーバー構造設計書</w:t>
+              <w:t xml:space="preserve">デバイスコネクタ構造設計書</w:t>
             </w:r>
           </w:p>
         </w:tc>
@@ -4138,7 +4138,7 @@
                 <w:sz w:val="18"/>
                 <w:szCs w:val="18"/>
               </w:rPr>
-              <w:t xml:space="preserve">コネクタサーバー（Host）</w:t>
+              <w:t xml:space="preserve">デバイスコネクタ（Host）</w:t>
             </w:r>
           </w:p>
         </w:tc>
@@ -4249,7 +4249,7 @@
                 <w:sz w:val="18"/>
                 <w:szCs w:val="18"/>
               </w:rPr>
-              <w:t xml:space="preserve">コネクタサーバー（Host）側デバイス設定</w:t>
+              <w:t xml:space="preserve">デバイスコネクタ（Host）側デバイス設定</w:t>
             </w:r>
           </w:p>
         </w:tc>
@@ -4285,7 +4285,7 @@
                 <w:sz w:val="18"/>
                 <w:szCs w:val="18"/>
               </w:rPr>
-              <w:t xml:space="preserve">コネクタサーバー（Host）が起動・保持する既存デバイス資源を定義する</w:t>
+              <w:t xml:space="preserve">デバイスコネクタ（Host）が起動・保持する既存デバイス資源を定義する</w:t>
             </w:r>
           </w:p>
         </w:tc>
@@ -4432,7 +4432,7 @@
                 <w:sz w:val="18"/>
                 <w:szCs w:val="18"/>
               </w:rPr>
-              <w:t xml:space="preserve">端末側設定 + コネクタサーバー（Host）側設定</w:t>
+              <w:t xml:space="preserve">端末側設定 + デバイスコネクタ（Host）側設定</w:t>
             </w:r>
           </w:p>
         </w:tc>
@@ -5081,7 +5081,7 @@
                 <w:sz w:val="18"/>
                 <w:szCs w:val="18"/>
               </w:rPr>
-              <w:t xml:space="preserve">コネクタサーバー（Host）側</w:t>
+              <w:t xml:space="preserve">デバイスコネクタ（Host）側</w:t>
             </w:r>
           </w:p>
         </w:tc>
@@ -5117,7 +5117,7 @@
                 <w:sz w:val="18"/>
                 <w:szCs w:val="18"/>
               </w:rPr>
-              <w:t xml:space="preserve">コネクタサーバー（Host）がロードする既存デバイス資源を定義する</w:t>
+              <w:t xml:space="preserve">デバイスコネクタ（Host）がロードする既存デバイス資源を定義する</w:t>
             </w:r>
           </w:p>
         </w:tc>
@@ -5190,7 +5190,7 @@
                 <w:sz w:val="18"/>
                 <w:szCs w:val="18"/>
               </w:rPr>
-              <w:t xml:space="preserve">コネクタサーバー（Host）起動時</w:t>
+              <w:t xml:space="preserve">デバイスコネクタ（Host）起動時</w:t>
             </w:r>
           </w:p>
         </w:tc>
@@ -5231,7 +5231,7 @@
         <w:rPr>
           <w:rFonts w:ascii="HG丸ｺﾞｼｯｸM-PRO" w:eastAsia="HG丸ｺﾞｼｯｸM-PRO" w:hAnsi="HG丸ｺﾞｼｯｸM-PRO" w:cs="HG丸ｺﾞｼｯｸM-PRO" w:hint="eastAsia"/>
         </w:rPr>
-        <w:t xml:space="preserve">- Windows 端末で OPOS / OCX / ActiveX を利用する機器は、端末側設定とコネクタサーバー（Host）側設定の両方を確認する。</w:t>
+        <w:t xml:space="preserve">- Windows 端末で OPOS / OCX / ActiveX を利用する機器は、端末側設定とデバイスコネクタ（Host）側設定の両方を確認する。</w:t>
       </w:r>
     </w:p>
     <w:p>
@@ -7888,7 +7888,7 @@
                 <w:sz w:val="18"/>
                 <w:szCs w:val="18"/>
               </w:rPr>
-              <w:t xml:space="preserve">コネクタサーバー（Host）経由デバイスで使用する</w:t>
+              <w:t xml:space="preserve">デバイスコネクタ（Host）経由デバイスで使用する</w:t>
             </w:r>
           </w:p>
         </w:tc>
@@ -9789,7 +9789,7 @@
                 <w:sz w:val="18"/>
                 <w:szCs w:val="18"/>
               </w:rPr>
-              <w:t xml:space="preserve">コネクタサーバー（Host）経由デバイスでは OPOS 論理名と対応させる</w:t>
+              <w:t xml:space="preserve">デバイスコネクタ（Host）経由デバイスでは OPOS 論理名と対応させる</w:t>
             </w:r>
           </w:p>
         </w:tc>
@@ -17268,7 +17268,7 @@
         <w:rPr>
           <w:rFonts w:ascii="HG丸ｺﾞｼｯｸM-PRO" w:eastAsia="HG丸ｺﾞｼｯｸM-PRO" w:hAnsi="HG丸ｺﾞｼｯｸM-PRO" w:cs="HG丸ｺﾞｼｯｸM-PRO" w:hint="eastAsia"/>
         </w:rPr>
-        <w:t xml:space="preserve"> は、Windows 端末からコネクタサーバー（Host）へ機器制御を依頼する際の共通設定である。</w:t>
+        <w:t xml:space="preserve"> は、Windows 端末からデバイスコネクタ（Host）へ機器制御を依頼する際の共通設定である。</w:t>
       </w:r>
     </w:p>
     <w:tbl>
@@ -17705,7 +17705,7 @@
                 <w:sz w:val="18"/>
                 <w:szCs w:val="18"/>
               </w:rPr>
-              <w:t xml:space="preserve">コネクタサーバー（Host）経由デバイス用の Named Pipe 設定</w:t>
+              <w:t xml:space="preserve">デバイスコネクタ（Host）経由デバイス用の Named Pipe 設定</w:t>
             </w:r>
           </w:p>
         </w:tc>
@@ -17924,7 +17924,7 @@
                 <w:sz w:val="18"/>
                 <w:szCs w:val="18"/>
               </w:rPr>
-              <w:t xml:space="preserve">コネクタサーバー（Host）へ接続するための pipe 名</w:t>
+              <w:t xml:space="preserve">デバイスコネクタ（Host）へ接続するための pipe 名</w:t>
             </w:r>
           </w:p>
         </w:tc>
@@ -19428,7 +19428,7 @@
                 <w:sz w:val="18"/>
                 <w:szCs w:val="18"/>
               </w:rPr>
-              <w:t xml:space="preserve">コネクタサーバー（Host）経由プリンター</w:t>
+              <w:t xml:space="preserve">デバイスコネクタ（Host）経由プリンター</w:t>
             </w:r>
           </w:p>
         </w:tc>
@@ -19539,7 +19539,7 @@
                 <w:sz w:val="18"/>
                 <w:szCs w:val="18"/>
               </w:rPr>
-              <w:t xml:space="preserve">コネクタサーバー（Host）経由スキャナー</w:t>
+              <w:t xml:space="preserve">デバイスコネクタ（Host）経由スキャナー</w:t>
             </w:r>
           </w:p>
         </w:tc>
@@ -19761,7 +19761,7 @@
                 <w:sz w:val="18"/>
                 <w:szCs w:val="18"/>
               </w:rPr>
-              <w:t xml:space="preserve">コネクタサーバー（Host）経由自動釣銭機</w:t>
+              <w:t xml:space="preserve">デバイスコネクタ（Host）経由自動釣銭機</w:t>
             </w:r>
           </w:p>
         </w:tc>
@@ -19983,7 +19983,7 @@
                 <w:sz w:val="18"/>
                 <w:szCs w:val="18"/>
               </w:rPr>
-              <w:t xml:space="preserve">コネクタサーバー（Host）経由カスタマーディスプレイ</w:t>
+              <w:t xml:space="preserve">デバイスコネクタ（Host）経由カスタマーディスプレイ</w:t>
             </w:r>
           </w:p>
         </w:tc>
@@ -20094,7 +20094,7 @@
                 <w:sz w:val="18"/>
                 <w:szCs w:val="18"/>
               </w:rPr>
-              <w:t xml:space="preserve">コネクタサーバー（Host）経由キャッシュドロワー</w:t>
+              <w:t xml:space="preserve">デバイスコネクタ（Host）経由キャッシュドロワー</w:t>
             </w:r>
           </w:p>
         </w:tc>
@@ -21368,7 +21368,7 @@
                 <w:sz w:val="18"/>
                 <w:szCs w:val="18"/>
               </w:rPr>
-              <w:t xml:space="preserve">コネクタサーバー（Host）がロードする既存デバイス資源を定義する</w:t>
+              <w:t xml:space="preserve">デバイスコネクタ（Host）がロードする既存デバイス資源を定義する</w:t>
             </w:r>
           </w:p>
         </w:tc>
@@ -21516,7 +21516,7 @@
                 <w:sz w:val="18"/>
                 <w:szCs w:val="18"/>
               </w:rPr>
-              <w:t xml:space="preserve">コネクタサーバー（Host）</w:t>
+              <w:t xml:space="preserve">デバイスコネクタ（Host）</w:t>
             </w:r>
           </w:p>
         </w:tc>
@@ -21590,7 +21590,7 @@
                 <w:sz w:val="18"/>
                 <w:szCs w:val="18"/>
               </w:rPr>
-              <w:t xml:space="preserve">コネクタサーバー（Host）内でどの device ID をどの class ID で生成するか</w:t>
+              <w:t xml:space="preserve">デバイスコネクタ（Host）内でどの device ID をどの class ID で生成するか</w:t>
             </w:r>
           </w:p>
         </w:tc>
@@ -21740,7 +21740,7 @@
                 <w:szCs w:val="18"/>
                 <w:shd w:val="clear" w:color="auto" w:fill="F0F0F0"/>
               </w:rPr>
-              <w:t xml:space="preserve">コネクタサーバー実行フォルダ\Resources\host_device_config.json</w:t>
+              <w:t xml:space="preserve">デバイスコネクタ実行フォルダ\Resources\host_device_config.json</w:t>
             </w:r>
           </w:p>
         </w:tc>
@@ -22155,7 +22155,7 @@
                 <w:sz w:val="18"/>
                 <w:szCs w:val="18"/>
               </w:rPr>
-              <w:t xml:space="preserve">コネクタサーバー（Host）起動</w:t>
+              <w:t xml:space="preserve">デバイスコネクタ（Host）起動</w:t>
             </w:r>
           </w:p>
         </w:tc>
@@ -22301,7 +22301,7 @@
                 <w:sz w:val="18"/>
                 <w:szCs w:val="18"/>
               </w:rPr>
-              <w:t xml:space="preserve">コネクタサーバー（Host）側設定ファイル確認</w:t>
+              <w:t xml:space="preserve">デバイスコネクタ（Host）側設定ファイル確認</w:t>
             </w:r>
           </w:p>
         </w:tc>
@@ -22337,7 +22337,7 @@
                 <w:sz w:val="18"/>
                 <w:szCs w:val="18"/>
               </w:rPr>
-              <w:t xml:space="preserve">コネクタサーバー実行フォルダ配下の </w:t>
+              <w:t xml:space="preserve">デバイスコネクタ実行フォルダ配下の </w:t>
             </w:r>
             <w:r>
               <w:rPr>
@@ -22717,7 +22717,7 @@
                 <w:sz w:val="18"/>
                 <w:szCs w:val="18"/>
               </w:rPr>
-              <w:t xml:space="preserve">コネクタサーバー（Host）が起動・保持する対象機器の一覧として使用する</w:t>
+              <w:t xml:space="preserve">デバイスコネクタ（Host）が起動・保持する対象機器の一覧として使用する</w:t>
             </w:r>
           </w:p>
         </w:tc>
@@ -23214,7 +23214,7 @@
                 <w:sz w:val="18"/>
                 <w:szCs w:val="18"/>
               </w:rPr>
-              <w:t xml:space="preserve"> をもとにコネクタサーバー（Host）側の実装を生成する</w:t>
+              <w:t xml:space="preserve"> をもとにデバイスコネクタ（Host）側の実装を生成する</w:t>
             </w:r>
           </w:p>
         </w:tc>
@@ -23360,7 +23360,7 @@
                 <w:sz w:val="18"/>
                 <w:szCs w:val="18"/>
               </w:rPr>
-              <w:t xml:space="preserve">OPOS / OCX / ActiveX / Vendor DLL をコネクタサーバー（Host）側から呼び出す</w:t>
+              <w:t xml:space="preserve">OPOS / OCX / ActiveX / Vendor DLL をデバイスコネクタ（Host）側から呼び出す</w:t>
             </w:r>
           </w:p>
         </w:tc>
@@ -23506,7 +23506,7 @@
                 <w:sz w:val="18"/>
                 <w:szCs w:val="18"/>
               </w:rPr>
-              <w:t xml:space="preserve">コネクタサーバー（Host）側で利用できる状態にする</w:t>
+              <w:t xml:space="preserve">デバイスコネクタ（Host）側で利用できる状態にする</w:t>
             </w:r>
           </w:p>
         </w:tc>
@@ -24010,7 +24010,7 @@
                 <w:sz w:val="18"/>
                 <w:szCs w:val="18"/>
               </w:rPr>
-              <w:t xml:space="preserve">コネクタサーバー（Host）がロードするデバイス実装一覧</w:t>
+              <w:t xml:space="preserve">デバイスコネクタ（Host）がロードするデバイス実装一覧</w:t>
             </w:r>
           </w:p>
         </w:tc>
@@ -24531,7 +24531,7 @@
                 <w:sz w:val="18"/>
                 <w:szCs w:val="18"/>
               </w:rPr>
-              <w:t xml:space="preserve">コネクタサーバー（Host）内の device ID</w:t>
+              <w:t xml:space="preserve">デバイスコネクタ（Host）内の device ID</w:t>
             </w:r>
           </w:p>
         </w:tc>
@@ -24567,7 +24567,7 @@
                 <w:sz w:val="18"/>
                 <w:szCs w:val="18"/>
               </w:rPr>
-              <w:t xml:space="preserve">コネクタサーバー（Host）内で制御対象の機器を識別するために使用</w:t>
+              <w:t xml:space="preserve">デバイスコネクタ（Host）内で制御対象の機器を識別するために使用</w:t>
             </w:r>
           </w:p>
         </w:tc>
@@ -24750,7 +24750,7 @@
                 <w:sz w:val="18"/>
                 <w:szCs w:val="18"/>
               </w:rPr>
-              <w:t xml:space="preserve">コネクタサーバー（Host）内で使用する表示名または論理名</w:t>
+              <w:t xml:space="preserve">デバイスコネクタ（Host）内で使用する表示名または論理名</w:t>
             </w:r>
           </w:p>
         </w:tc>
@@ -24969,7 +24969,7 @@
                 <w:sz w:val="18"/>
                 <w:szCs w:val="18"/>
               </w:rPr>
-              <w:t xml:space="preserve">コネクタサーバー（Host）側の実装識別 ID</w:t>
+              <w:t xml:space="preserve">デバイスコネクタ（Host）側の実装識別 ID</w:t>
             </w:r>
           </w:p>
         </w:tc>
@@ -25005,7 +25005,7 @@
                 <w:sz w:val="18"/>
                 <w:szCs w:val="18"/>
               </w:rPr>
-              <w:t xml:space="preserve">コネクタサーバー（Host）側で生成可能な値を指定</w:t>
+              <w:t xml:space="preserve">デバイスコネクタ（Host）側で生成可能な値を指定</w:t>
             </w:r>
           </w:p>
         </w:tc>
@@ -25727,7 +25727,7 @@
         <w:rPr>
           <w:rFonts w:ascii="HG丸ｺﾞｼｯｸM-PRO" w:eastAsia="HG丸ｺﾞｼｯｸM-PRO" w:hAnsi="HG丸ｺﾞｼｯｸM-PRO" w:cs="HG丸ｺﾞｼｯｸM-PRO" w:hint="eastAsia"/>
         </w:rPr>
-        <w:t xml:space="preserve"> はコネクタサーバー（Host）側で生成可能な値を指定する。</w:t>
+        <w:t xml:space="preserve"> はデバイスコネクタ（Host）側で生成可能な値を指定する。</w:t>
       </w:r>
     </w:p>
     <w:p>
@@ -25757,7 +25757,7 @@
         <w:rPr>
           <w:rFonts w:ascii="HG丸ｺﾞｼｯｸM-PRO" w:eastAsia="HG丸ｺﾞｼｯｸM-PRO" w:hAnsi="HG丸ｺﾞｼｯｸM-PRO" w:cs="HG丸ｺﾞｼｯｸM-PRO" w:hint="eastAsia"/>
         </w:rPr>
-        <w:t xml:space="preserve"> はコネクタサーバー（Host）内で制御対象の機器を識別するため、重複させない。</w:t>
+        <w:t xml:space="preserve"> はデバイスコネクタ（Host）内で制御対象の機器を識別するため、重複させない。</w:t>
       </w:r>
     </w:p>
     <w:p>
@@ -25850,7 +25850,7 @@
         <w:rPr>
           <w:rFonts w:ascii="HG丸ｺﾞｼｯｸM-PRO" w:eastAsia="HG丸ｺﾞｼｯｸM-PRO" w:hAnsi="HG丸ｺﾞｼｯｸM-PRO" w:cs="HG丸ｺﾞｼｯｸM-PRO" w:hint="eastAsia"/>
         </w:rPr>
-        <w:t xml:space="preserve">本節では、コネクタサーバー（Host）側でロード対象となる主要 device 定義を示す。</w:t>
+        <w:t xml:space="preserve">本節では、デバイスコネクタ（Host）側でロード対象となる主要 device 定義を示す。</w:t>
       </w:r>
     </w:p>
     <w:tbl>
@@ -26826,7 +26826,7 @@
         <w:rPr>
           <w:rFonts w:ascii="HG丸ｺﾞｼｯｸM-PRO" w:eastAsia="HG丸ｺﾞｼｯｸM-PRO" w:hAnsi="HG丸ｺﾞｼｯｸM-PRO" w:cs="HG丸ｺﾞｼｯｸM-PRO" w:hint="eastAsia"/>
         </w:rPr>
-        <w:t xml:space="preserve"> はコネクタサーバー（Host）がロードするデバイス実装を定義する。一方、</w:t>
+        <w:t xml:space="preserve"> はデバイスコネクタ（Host）がロードするデバイス実装を定義する。一方、</w:t>
       </w:r>
       <w:r>
         <w:rPr>
@@ -27088,7 +27088,7 @@
                 <w:sz w:val="18"/>
                 <w:szCs w:val="18"/>
               </w:rPr>
-              <w:t xml:space="preserve">コネクタサーバー（Host）側</w:t>
+              <w:t xml:space="preserve">デバイスコネクタ（Host）側</w:t>
             </w:r>
           </w:p>
         </w:tc>
@@ -27432,7 +27432,7 @@
                 <w:sz w:val="18"/>
                 <w:szCs w:val="18"/>
               </w:rPr>
-              <w:t xml:space="preserve"> / コネクタサーバー（Host）内デバイス実装設定</w:t>
+              <w:t xml:space="preserve"> / デバイスコネクタ（Host）内デバイス実装設定</w:t>
             </w:r>
           </w:p>
         </w:tc>
@@ -27542,7 +27542,7 @@
                 <w:sz w:val="18"/>
                 <w:szCs w:val="18"/>
               </w:rPr>
-              <w:t xml:space="preserve">コネクタサーバー（Host）起動時</w:t>
+              <w:t xml:space="preserve">デバイスコネクタ（Host）起動時</w:t>
             </w:r>
           </w:p>
         </w:tc>
@@ -29063,7 +29063,7 @@
                 <w:sz w:val="18"/>
                 <w:szCs w:val="18"/>
               </w:rPr>
-              <w:t xml:space="preserve">コネクタサーバー連携</w:t>
+              <w:t xml:space="preserve">デバイスコネクタ連携</w:t>
             </w:r>
           </w:p>
         </w:tc>
@@ -29099,7 +29099,7 @@
                 <w:sz w:val="18"/>
                 <w:szCs w:val="18"/>
               </w:rPr>
-              <w:t xml:space="preserve">コネクタサーバー（Host）へ機器制御を依頼する</w:t>
+              <w:t xml:space="preserve">デバイスコネクタ（Host）へ機器制御を依頼する</w:t>
             </w:r>
           </w:p>
         </w:tc>
@@ -29174,7 +29174,7 @@
                 <w:sz w:val="18"/>
                 <w:szCs w:val="18"/>
               </w:rPr>
-              <w:t xml:space="preserve">コネクタサーバー（Host）側デバイス判定</w:t>
+              <w:t xml:space="preserve">デバイスコネクタ（Host）側デバイス判定</w:t>
             </w:r>
           </w:p>
         </w:tc>
@@ -29210,7 +29210,7 @@
                 <w:sz w:val="18"/>
                 <w:szCs w:val="18"/>
               </w:rPr>
-              <w:t xml:space="preserve">コネクタサーバー（Host）側設定から対象デバイス実装を取得する</w:t>
+              <w:t xml:space="preserve">デバイスコネクタ（Host）側設定から対象デバイス実装を取得する</w:t>
             </w:r>
           </w:p>
         </w:tc>
@@ -29321,7 +29321,7 @@
                 <w:sz w:val="18"/>
                 <w:szCs w:val="18"/>
               </w:rPr>
-              <w:t xml:space="preserve">コネクタサーバー（Host）側から OPOS / OCX / ActiveX / Vendor DLL を呼び出す</w:t>
+              <w:t xml:space="preserve">デバイスコネクタ（Host）側から OPOS / OCX / ActiveX / Vendor DLL を呼び出す</w:t>
             </w:r>
           </w:p>
         </w:tc>
@@ -29466,7 +29466,7 @@
                 <w:sz w:val="18"/>
                 <w:szCs w:val="18"/>
               </w:rPr>
-              <w:t xml:space="preserve">コネクタサーバー（Host）から端末アプリケーションへ制御結果を返却する</w:t>
+              <w:t xml:space="preserve">デバイスコネクタ（Host）から端末アプリケーションへ制御結果を返却する</w:t>
             </w:r>
           </w:p>
         </w:tc>
@@ -29502,7 +29502,7 @@
                 <w:sz w:val="18"/>
                 <w:szCs w:val="18"/>
               </w:rPr>
-              <w:t xml:space="preserve">コネクタサーバー（Host）からの処理結果</w:t>
+              <w:t xml:space="preserve">デバイスコネクタ（Host）からの処理結果</w:t>
             </w:r>
           </w:p>
         </w:tc>
@@ -31159,7 +31159,7 @@
                 <w:sz w:val="18"/>
                 <w:szCs w:val="18"/>
               </w:rPr>
-              <w:t xml:space="preserve">コネクタサーバー（Host）経由設定</w:t>
+              <w:t xml:space="preserve">デバイスコネクタ（Host）経由設定</w:t>
             </w:r>
           </w:p>
         </w:tc>
@@ -31204,7 +31204,7 @@
                 <w:sz w:val="18"/>
                 <w:szCs w:val="18"/>
               </w:rPr>
-              <w:t xml:space="preserve"> がコネクタサーバー（Host）側の pipe 設定と一致すること</w:t>
+              <w:t xml:space="preserve"> がデバイスコネクタ（Host）側の pipe 設定と一致すること</w:t>
             </w:r>
           </w:p>
         </w:tc>
@@ -31637,7 +31637,7 @@
                 <w:sz w:val="18"/>
                 <w:szCs w:val="18"/>
               </w:rPr>
-              <w:t xml:space="preserve">コネクタサーバー（Host）経由デバイスの場合、コネクタサーバー（Host）側 </w:t>
+              <w:t xml:space="preserve">デバイスコネクタ（Host）経由デバイスの場合、デバイスコネクタ（Host）側 </w:t>
             </w:r>
             <w:r>
               <w:rPr>
@@ -32099,7 +32099,7 @@
         <w:rPr>
           <w:rFonts w:ascii="HG丸ｺﾞｼｯｸM-PRO" w:eastAsia="HG丸ｺﾞｼｯｸM-PRO" w:hAnsi="HG丸ｺﾞｼｯｸM-PRO" w:cs="HG丸ｺﾞｼｯｸM-PRO" w:hint="eastAsia"/>
         </w:rPr>
-        <w:t xml:space="preserve">- コネクタサーバー（Host）経由デバイスの場合、</w:t>
+        <w:t xml:space="preserve">- デバイスコネクタ（Host）経由デバイスの場合、</w:t>
       </w:r>
       <w:r>
         <w:rPr>
@@ -32114,7 +32114,7 @@
         <w:rPr>
           <w:rFonts w:ascii="HG丸ｺﾞｼｯｸM-PRO" w:eastAsia="HG丸ｺﾞｼｯｸM-PRO" w:hAnsi="HG丸ｺﾞｼｯｸM-PRO" w:cs="HG丸ｺﾞｼｯｸM-PRO" w:hint="eastAsia"/>
         </w:rPr>
-        <w:t xml:space="preserve"> では端末アプリケーション側の device type、strategy、接続方式を定義する。コネクタサーバー（Host）側でロードするデバイス実装は </w:t>
+        <w:t xml:space="preserve"> では端末アプリケーション側の device type、strategy、接続方式を定義する。デバイスコネクタ（Host）側でロードするデバイス実装は </w:t>
       </w:r>
       <w:r>
         <w:rPr>
@@ -39872,7 +39872,7 @@
         <w:rPr>
           <w:rFonts w:ascii="HG丸ｺﾞｼｯｸM-PRO" w:eastAsia="HG丸ｺﾞｼｯｸM-PRO" w:hAnsi="HG丸ｺﾞｼｯｸM-PRO" w:cs="HG丸ｺﾞｼｯｸM-PRO" w:hint="eastAsia"/>
         </w:rPr>
-        <w:t xml:space="preserve">上記はコネクタサーバー（Host）経由デバイスを使用する端末の記載例である。導入先で使用する機器に合わせて、</w:t>
+        <w:t xml:space="preserve">上記はデバイスコネクタ（Host）経由デバイスを使用する端末の記載例である。導入先で使用する機器に合わせて、</w:t>
       </w:r>
       <w:r>
         <w:rPr>
@@ -40547,7 +40547,7 @@
               <w:sz w:val="18"/>
               <w:szCs w:val="18"/>
             </w:rPr>
-            <w:t xml:space="preserve">図番：CFG-01</w:t>
+            <w:t xml:space="preserve">図番：-</w:t>
           </w:r>
         </w:p>
       </w:tc>
